--- a/docs/teaching_assistants.docx
+++ b/docs/teaching_assistants.docx
@@ -31,7 +31,7 @@
         <w:pStyle w:val="Date"/>
       </w:pPr>
       <w:r>
-        <w:t xml:space="preserve">Sat, 1 March 2025</w:t>
+        <w:t xml:space="preserve">Mon, 3 March 2025</w:t>
       </w:r>
     </w:p>
     <w:sectPr/>

--- a/docs/teaching_assistants.docx
+++ b/docs/teaching_assistants.docx
@@ -31,7 +31,7 @@
         <w:pStyle w:val="Date"/>
       </w:pPr>
       <w:r>
-        <w:t xml:space="preserve">Mon, 3 March 2025</w:t>
+        <w:t xml:space="preserve">Sun, 9 March 2025</w:t>
       </w:r>
     </w:p>
     <w:sectPr/>

--- a/docs/teaching_assistants.docx
+++ b/docs/teaching_assistants.docx
@@ -31,7 +31,7 @@
         <w:pStyle w:val="Date"/>
       </w:pPr>
       <w:r>
-        <w:t xml:space="preserve">Sun, 9 March 2025</w:t>
+        <w:t xml:space="preserve">Tue, 11 March 2025</w:t>
       </w:r>
     </w:p>
     <w:sectPr/>

--- a/docs/teaching_assistants.docx
+++ b/docs/teaching_assistants.docx
@@ -31,7 +31,7 @@
         <w:pStyle w:val="Date"/>
       </w:pPr>
       <w:r>
-        <w:t xml:space="preserve">Tue, 11 March 2025</w:t>
+        <w:t xml:space="preserve">Thu, 13 March 2025</w:t>
       </w:r>
     </w:p>
     <w:sectPr/>

--- a/docs/teaching_assistants.docx
+++ b/docs/teaching_assistants.docx
@@ -31,7 +31,7 @@
         <w:pStyle w:val="Date"/>
       </w:pPr>
       <w:r>
-        <w:t xml:space="preserve">Thu, 13 March 2025</w:t>
+        <w:t xml:space="preserve">Fri, 21 March 2025</w:t>
       </w:r>
     </w:p>
     <w:sectPr/>

--- a/docs/teaching_assistants.docx
+++ b/docs/teaching_assistants.docx
@@ -31,7 +31,7 @@
         <w:pStyle w:val="Date"/>
       </w:pPr>
       <w:r>
-        <w:t xml:space="preserve">Fri, 21 March 2025</w:t>
+        <w:t xml:space="preserve">Sat, 22 March 2025</w:t>
       </w:r>
     </w:p>
     <w:sectPr/>

--- a/docs/teaching_assistants.docx
+++ b/docs/teaching_assistants.docx
@@ -7,7 +7,13 @@
         <w:pStyle w:val="Title"/>
       </w:pPr>
       <w:r>
-        <w:t xml:space="preserve">Teaching Assistants</w:t>
+        <w:t xml:space="preserve">Teaching</w:t>
+      </w:r>
+      <w:r>
+        <w:t xml:space="preserve"> </w:t>
+      </w:r>
+      <w:r>
+        <w:t xml:space="preserve">Assistants</w:t>
       </w:r>
     </w:p>
     <w:p>
@@ -15,7 +21,13 @@
         <w:pStyle w:val="Subtitle"/>
       </w:pPr>
       <w:r>
-        <w:t xml:space="preserve">2025, Spring</w:t>
+        <w:t xml:space="preserve">2025,</w:t>
+      </w:r>
+      <w:r>
+        <w:t xml:space="preserve"> </w:t>
+      </w:r>
+      <w:r>
+        <w:t xml:space="preserve">Spring</w:t>
       </w:r>
     </w:p>
     <w:p>
@@ -23,7 +35,19 @@
         <w:pStyle w:val="Author"/>
       </w:pPr>
       <w:r>
-        <w:t xml:space="preserve">Chad (Chungil Chae)</w:t>
+        <w:t xml:space="preserve">Chad</w:t>
+      </w:r>
+      <w:r>
+        <w:t xml:space="preserve"> </w:t>
+      </w:r>
+      <w:r>
+        <w:t xml:space="preserve">(Chungil</w:t>
+      </w:r>
+      <w:r>
+        <w:t xml:space="preserve"> </w:t>
+      </w:r>
+      <w:r>
+        <w:t xml:space="preserve">Chae)</w:t>
       </w:r>
     </w:p>
     <w:p>
@@ -31,7 +55,33 @@
         <w:pStyle w:val="Date"/>
       </w:pPr>
       <w:r>
-        <w:t xml:space="preserve">Fri, 23 May 2025</w:t>
+        <w:t xml:space="preserve">Sun,</w:t>
+      </w:r>
+      <w:r>
+        <w:t xml:space="preserve"> </w:t>
+      </w:r>
+      <w:r>
+        <w:t xml:space="preserve">25</w:t>
+      </w:r>
+      <w:r>
+        <w:t xml:space="preserve"> </w:t>
+      </w:r>
+      <w:r>
+        <w:t xml:space="preserve">May</w:t>
+      </w:r>
+      <w:r>
+        <w:t xml:space="preserve"> </w:t>
+      </w:r>
+      <w:r>
+        <w:t xml:space="preserve">2025</w:t>
+      </w:r>
+    </w:p>
+    <w:p>
+      <w:pPr>
+        <w:pStyle w:val="AbstractTitle"/>
+      </w:pPr>
+      <w:r>
+        <w:t xml:space="preserve">Abstract</w:t>
       </w:r>
     </w:p>
     <w:sectPr/>
@@ -228,7 +278,7 @@
   </w:style>
   <w:style w:styleId="Subtitle" w:type="paragraph">
     <w:name w:val="Subtitle"/>
-    <w:basedOn w:val="Title"/>
+    <w:basedOn w:val="Normal"/>
     <w:next w:val="BodyText"/>
     <w:link w:val="SubtitleChar"/>
     <w:uiPriority w:val="11"/>
@@ -241,6 +291,7 @@
     </w:pPr>
     <w:rPr>
       <w:rFonts w:cstheme="majorBidi" w:eastAsiaTheme="majorEastAsia"/>
+      <w:color w:themeColor="text1" w:themeTint="A6" w:val="595959"/>
       <w:spacing w:val="15"/>
       <w:sz w:val="28"/>
       <w:szCs w:val="28"/>
@@ -293,6 +344,7 @@
     </w:pPr>
     <w:rPr>
       <w:b/>
+      <w:color w:val="345A8A"/>
       <w:sz w:val="20"/>
       <w:szCs w:val="20"/>
     </w:rPr>

--- a/docs/teaching_assistants.docx
+++ b/docs/teaching_assistants.docx
@@ -7,13 +7,7 @@
         <w:pStyle w:val="Title"/>
       </w:pPr>
       <w:r>
-        <w:t xml:space="preserve">Teaching</w:t>
-      </w:r>
-      <w:r>
-        <w:t xml:space="preserve"> </w:t>
-      </w:r>
-      <w:r>
-        <w:t xml:space="preserve">Assistants</w:t>
+        <w:t xml:space="preserve">Teaching Assistants</w:t>
       </w:r>
     </w:p>
     <w:p>
@@ -21,13 +15,7 @@
         <w:pStyle w:val="Subtitle"/>
       </w:pPr>
       <w:r>
-        <w:t xml:space="preserve">2025,</w:t>
-      </w:r>
-      <w:r>
-        <w:t xml:space="preserve"> </w:t>
-      </w:r>
-      <w:r>
-        <w:t xml:space="preserve">Spring</w:t>
+        <w:t xml:space="preserve">2025, Spring</w:t>
       </w:r>
     </w:p>
     <w:p>
@@ -35,19 +23,7 @@
         <w:pStyle w:val="Author"/>
       </w:pPr>
       <w:r>
-        <w:t xml:space="preserve">Chad</w:t>
-      </w:r>
-      <w:r>
-        <w:t xml:space="preserve"> </w:t>
-      </w:r>
-      <w:r>
-        <w:t xml:space="preserve">(Chungil</w:t>
-      </w:r>
-      <w:r>
-        <w:t xml:space="preserve"> </w:t>
-      </w:r>
-      <w:r>
-        <w:t xml:space="preserve">Chae)</w:t>
+        <w:t xml:space="preserve">Chad (Chungil Chae)</w:t>
       </w:r>
     </w:p>
     <w:p>
@@ -55,33 +31,7 @@
         <w:pStyle w:val="Date"/>
       </w:pPr>
       <w:r>
-        <w:t xml:space="preserve">Sun,</w:t>
-      </w:r>
-      <w:r>
-        <w:t xml:space="preserve"> </w:t>
-      </w:r>
-      <w:r>
-        <w:t xml:space="preserve">25</w:t>
-      </w:r>
-      <w:r>
-        <w:t xml:space="preserve"> </w:t>
-      </w:r>
-      <w:r>
-        <w:t xml:space="preserve">May</w:t>
-      </w:r>
-      <w:r>
-        <w:t xml:space="preserve"> </w:t>
-      </w:r>
-      <w:r>
-        <w:t xml:space="preserve">2025</w:t>
-      </w:r>
-    </w:p>
-    <w:p>
-      <w:pPr>
-        <w:pStyle w:val="AbstractTitle"/>
-      </w:pPr>
-      <w:r>
-        <w:t xml:space="preserve">Abstract</w:t>
+        <w:t xml:space="preserve">Mon, 26 May 2025</w:t>
       </w:r>
     </w:p>
     <w:sectPr/>
@@ -278,7 +228,7 @@
   </w:style>
   <w:style w:styleId="Subtitle" w:type="paragraph">
     <w:name w:val="Subtitle"/>
-    <w:basedOn w:val="Normal"/>
+    <w:basedOn w:val="Title"/>
     <w:next w:val="BodyText"/>
     <w:link w:val="SubtitleChar"/>
     <w:uiPriority w:val="11"/>
@@ -291,7 +241,6 @@
     </w:pPr>
     <w:rPr>
       <w:rFonts w:cstheme="majorBidi" w:eastAsiaTheme="majorEastAsia"/>
-      <w:color w:themeColor="text1" w:themeTint="A6" w:val="595959"/>
       <w:spacing w:val="15"/>
       <w:sz w:val="28"/>
       <w:szCs w:val="28"/>
@@ -344,7 +293,6 @@
     </w:pPr>
     <w:rPr>
       <w:b/>
-      <w:color w:val="345A8A"/>
       <w:sz w:val="20"/>
       <w:szCs w:val="20"/>
     </w:rPr>
